--- a/shokumu_keirekisho/職務経歴書シーブライトカーギルドゥジョン.docx
+++ b/shokumu_keirekisho/職務経歴書シーブライトカーギルドゥジョン.docx
@@ -75,7 +75,7 @@
           <w:sz w:val="18"/>
           <w:rFonts w:ascii="ＭＳ Ｐ明朝" w:hAnsi="ＭＳ Ｐ明朝" w:eastAsia="ＭＳ Ｐ明朝" w:cs="ＭＳ Ｐ明朝"/>
         </w:rPr>
-        <w:t>2026年9月13日</w:t>
+        <w:t>2026年9月14日</w:t>
       </w:r>
       <w:r>
         <w:rPr>

--- a/shokumu_keirekisho/職務経歴書シーブライトカーギルドゥジョン.docx
+++ b/shokumu_keirekisho/職務経歴書シーブライトカーギルドゥジョン.docx
@@ -75,7 +75,7 @@
           <w:sz w:val="18"/>
           <w:rFonts w:ascii="ＭＳ Ｐ明朝" w:hAnsi="ＭＳ Ｐ明朝" w:eastAsia="ＭＳ Ｐ明朝" w:cs="ＭＳ Ｐ明朝"/>
         </w:rPr>
-        <w:t>2026年9月14日</w:t>
+        <w:t>2026年9月15日</w:t>
       </w:r>
       <w:r>
         <w:rPr>

--- a/shokumu_keirekisho/職務経歴書シーブライトカーギルドゥジョン.docx
+++ b/shokumu_keirekisho/職務経歴書シーブライトカーギルドゥジョン.docx
@@ -75,7 +75,7 @@
           <w:sz w:val="18"/>
           <w:rFonts w:ascii="ＭＳ Ｐ明朝" w:hAnsi="ＭＳ Ｐ明朝" w:eastAsia="ＭＳ Ｐ明朝" w:cs="ＭＳ Ｐ明朝"/>
         </w:rPr>
-        <w:t>2026年9月15日</w:t>
+        <w:t>2026年9月16日</w:t>
       </w:r>
       <w:r>
         <w:rPr>

--- a/shokumu_keirekisho/職務経歴書シーブライトカーギルドゥジョン.docx
+++ b/shokumu_keirekisho/職務経歴書シーブライトカーギルドゥジョン.docx
@@ -75,7 +75,7 @@
           <w:sz w:val="18"/>
           <w:rFonts w:ascii="ＭＳ Ｐ明朝" w:hAnsi="ＭＳ Ｐ明朝" w:eastAsia="ＭＳ Ｐ明朝" w:cs="ＭＳ Ｐ明朝"/>
         </w:rPr>
-        <w:t>2026年9月16日</w:t>
+        <w:t>2026年9月17日</w:t>
       </w:r>
       <w:r>
         <w:rPr>

--- a/shokumu_keirekisho/職務経歴書シーブライトカーギルドゥジョン.docx
+++ b/shokumu_keirekisho/職務経歴書シーブライトカーギルドゥジョン.docx
@@ -75,7 +75,7 @@
           <w:sz w:val="18"/>
           <w:rFonts w:ascii="ＭＳ Ｐ明朝" w:hAnsi="ＭＳ Ｐ明朝" w:eastAsia="ＭＳ Ｐ明朝" w:cs="ＭＳ Ｐ明朝"/>
         </w:rPr>
-        <w:t>2026年9月17日</w:t>
+        <w:t>2026年9月18日</w:t>
       </w:r>
       <w:r>
         <w:rPr>

--- a/shokumu_keirekisho/職務経歴書シーブライトカーギルドゥジョン.docx
+++ b/shokumu_keirekisho/職務経歴書シーブライトカーギルドゥジョン.docx
@@ -75,7 +75,7 @@
           <w:sz w:val="18"/>
           <w:rFonts w:ascii="ＭＳ Ｐ明朝" w:hAnsi="ＭＳ Ｐ明朝" w:eastAsia="ＭＳ Ｐ明朝" w:cs="ＭＳ Ｐ明朝"/>
         </w:rPr>
-        <w:t>2026年9月18日</w:t>
+        <w:t>2026年9月19日</w:t>
       </w:r>
       <w:r>
         <w:rPr>

--- a/shokumu_keirekisho/職務経歴書シーブライトカーギルドゥジョン.docx
+++ b/shokumu_keirekisho/職務経歴書シーブライトカーギルドゥジョン.docx
@@ -75,7 +75,7 @@
           <w:sz w:val="18"/>
           <w:rFonts w:ascii="ＭＳ Ｐ明朝" w:hAnsi="ＭＳ Ｐ明朝" w:eastAsia="ＭＳ Ｐ明朝" w:cs="ＭＳ Ｐ明朝"/>
         </w:rPr>
-        <w:t>2026年9月19日</w:t>
+        <w:t>2026年9月20日</w:t>
       </w:r>
       <w:r>
         <w:rPr>

--- a/shokumu_keirekisho/職務経歴書シーブライトカーギルドゥジョン.docx
+++ b/shokumu_keirekisho/職務経歴書シーブライトカーギルドゥジョン.docx
@@ -75,7 +75,7 @@
           <w:sz w:val="18"/>
           <w:rFonts w:ascii="ＭＳ Ｐ明朝" w:hAnsi="ＭＳ Ｐ明朝" w:eastAsia="ＭＳ Ｐ明朝" w:cs="ＭＳ Ｐ明朝"/>
         </w:rPr>
-        <w:t>2026年9月20日</w:t>
+        <w:t>2026年9月21日</w:t>
       </w:r>
       <w:r>
         <w:rPr>

--- a/shokumu_keirekisho/職務経歴書シーブライトカーギルドゥジョン.docx
+++ b/shokumu_keirekisho/職務経歴書シーブライトカーギルドゥジョン.docx
@@ -75,7 +75,7 @@
           <w:sz w:val="18"/>
           <w:rFonts w:ascii="ＭＳ Ｐ明朝" w:hAnsi="ＭＳ Ｐ明朝" w:eastAsia="ＭＳ Ｐ明朝" w:cs="ＭＳ Ｐ明朝"/>
         </w:rPr>
-        <w:t>2026年9月21日</w:t>
+        <w:t>2026年9月22日</w:t>
       </w:r>
       <w:r>
         <w:rPr>

--- a/shokumu_keirekisho/職務経歴書シーブライトカーギルドゥジョン.docx
+++ b/shokumu_keirekisho/職務経歴書シーブライトカーギルドゥジョン.docx
@@ -75,7 +75,7 @@
           <w:sz w:val="18"/>
           <w:rFonts w:ascii="ＭＳ Ｐ明朝" w:hAnsi="ＭＳ Ｐ明朝" w:eastAsia="ＭＳ Ｐ明朝" w:cs="ＭＳ Ｐ明朝"/>
         </w:rPr>
-        <w:t>2026年9月22日</w:t>
+        <w:t>2026年9月23日</w:t>
       </w:r>
       <w:r>
         <w:rPr>
@@ -1123,7 +1123,7 @@
                 <w:rtl w:val="0"/>
                 <w:lang w:val="en-US"/>
               </w:rPr>
-              <w:t>3年5ヶ月</w:t>
+              <w:t>3年6ヶ月</w:t>
             </w:r>
             <w:r>
               <w:rPr>
@@ -1159,7 +1159,7 @@
                 <w:rtl w:val="0"/>
                 <w:lang w:val="en-US"/>
               </w:rPr>
-              <w:t>3年5ヶ月</w:t>
+              <w:t>3年6ヶ月</w:t>
             </w:r>
             <w:r>
               <w:rPr>
@@ -1190,7 +1190,7 @@
                 <w:rtl w:val="0"/>
                 <w:lang w:val="en-US"/>
               </w:rPr>
-              <w:t>1年10ヶ月</w:t>
+              <w:t>1年11ヶ月</w:t>
             </w:r>
             <w:r>
               <w:rPr>
@@ -1452,7 +1452,7 @@
                 <w:rtl w:val="0"/>
                 <w:lang w:val="en-US"/>
               </w:rPr>
-              <w:t>4年5ヶ月</w:t>
+              <w:t>4年6ヶ月</w:t>
             </w:r>
             <w:r>
               <w:rPr>
@@ -2262,7 +2262,7 @@
                 <w:rtl w:val="0"/>
                 <w:lang w:val="en-US"/>
               </w:rPr>
-              <w:t>2年6ヶ月</w:t>
+              <w:t>2年7ヶ月</w:t>
             </w:r>
             <w:r>
               <w:rPr>
@@ -3502,7 +3502,7 @@
                 <w:rtl w:val="0"/>
                 <w:lang w:val="en-US"/>
               </w:rPr>
-              <w:t>1年10ヶ月</w:t>
+              <w:t>1年11ヶ月</w:t>
             </w:r>
             <w:r>
               <w:rPr>

--- a/shokumu_keirekisho/職務経歴書シーブライトカーギルドゥジョン.docx
+++ b/shokumu_keirekisho/職務経歴書シーブライトカーギルドゥジョン.docx
@@ -75,7 +75,7 @@
           <w:sz w:val="18"/>
           <w:rFonts w:ascii="ＭＳ Ｐ明朝" w:hAnsi="ＭＳ Ｐ明朝" w:eastAsia="ＭＳ Ｐ明朝" w:cs="ＭＳ Ｐ明朝"/>
         </w:rPr>
-        <w:t>2026年9月23日</w:t>
+        <w:t>2026年9月24日</w:t>
       </w:r>
       <w:r>
         <w:rPr>

--- a/shokumu_keirekisho/職務経歴書シーブライトカーギルドゥジョン.docx
+++ b/shokumu_keirekisho/職務経歴書シーブライトカーギルドゥジョン.docx
@@ -75,7 +75,7 @@
           <w:sz w:val="18"/>
           <w:rFonts w:ascii="ＭＳ Ｐ明朝" w:hAnsi="ＭＳ Ｐ明朝" w:eastAsia="ＭＳ Ｐ明朝" w:cs="ＭＳ Ｐ明朝"/>
         </w:rPr>
-        <w:t>2026年9月24日</w:t>
+        <w:t>2026年9月25日</w:t>
       </w:r>
       <w:r>
         <w:rPr>

--- a/shokumu_keirekisho/職務経歴書シーブライトカーギルドゥジョン.docx
+++ b/shokumu_keirekisho/職務経歴書シーブライトカーギルドゥジョン.docx
@@ -75,7 +75,7 @@
           <w:sz w:val="18"/>
           <w:rFonts w:ascii="ＭＳ Ｐ明朝" w:hAnsi="ＭＳ Ｐ明朝" w:eastAsia="ＭＳ Ｐ明朝" w:cs="ＭＳ Ｐ明朝"/>
         </w:rPr>
-        <w:t>2026年9月25日</w:t>
+        <w:t>2026年9月26日</w:t>
       </w:r>
       <w:r>
         <w:rPr>

--- a/shokumu_keirekisho/職務経歴書シーブライトカーギルドゥジョン.docx
+++ b/shokumu_keirekisho/職務経歴書シーブライトカーギルドゥジョン.docx
@@ -75,7 +75,7 @@
           <w:sz w:val="18"/>
           <w:rFonts w:ascii="ＭＳ Ｐ明朝" w:hAnsi="ＭＳ Ｐ明朝" w:eastAsia="ＭＳ Ｐ明朝" w:cs="ＭＳ Ｐ明朝"/>
         </w:rPr>
-        <w:t>2026年9月26日</w:t>
+        <w:t>2026年9月27日</w:t>
       </w:r>
       <w:r>
         <w:rPr>

--- a/shokumu_keirekisho/職務経歴書シーブライトカーギルドゥジョン.docx
+++ b/shokumu_keirekisho/職務経歴書シーブライトカーギルドゥジョン.docx
@@ -75,7 +75,7 @@
           <w:sz w:val="18"/>
           <w:rFonts w:ascii="ＭＳ Ｐ明朝" w:hAnsi="ＭＳ Ｐ明朝" w:eastAsia="ＭＳ Ｐ明朝" w:cs="ＭＳ Ｐ明朝"/>
         </w:rPr>
-        <w:t>2026年9月27日</w:t>
+        <w:t>2026年9月28日</w:t>
       </w:r>
       <w:r>
         <w:rPr>

--- a/shokumu_keirekisho/職務経歴書シーブライトカーギルドゥジョン.docx
+++ b/shokumu_keirekisho/職務経歴書シーブライトカーギルドゥジョン.docx
@@ -75,7 +75,7 @@
           <w:sz w:val="18"/>
           <w:rFonts w:ascii="ＭＳ Ｐ明朝" w:hAnsi="ＭＳ Ｐ明朝" w:eastAsia="ＭＳ Ｐ明朝" w:cs="ＭＳ Ｐ明朝"/>
         </w:rPr>
-        <w:t>2026年9月28日</w:t>
+        <w:t>2026年9月29日</w:t>
       </w:r>
       <w:r>
         <w:rPr>

--- a/shokumu_keirekisho/職務経歴書シーブライトカーギルドゥジョン.docx
+++ b/shokumu_keirekisho/職務経歴書シーブライトカーギルドゥジョン.docx
@@ -75,7 +75,7 @@
           <w:sz w:val="18"/>
           <w:rFonts w:ascii="ＭＳ Ｐ明朝" w:hAnsi="ＭＳ Ｐ明朝" w:eastAsia="ＭＳ Ｐ明朝" w:cs="ＭＳ Ｐ明朝"/>
         </w:rPr>
-        <w:t>2026年9月29日</w:t>
+        <w:t>2026年9月30日</w:t>
       </w:r>
       <w:r>
         <w:rPr>

--- a/shokumu_keirekisho/職務経歴書シーブライトカーギルドゥジョン.docx
+++ b/shokumu_keirekisho/職務経歴書シーブライトカーギルドゥジョン.docx
@@ -75,7 +75,7 @@
           <w:sz w:val="18"/>
           <w:rFonts w:ascii="ＭＳ Ｐ明朝" w:hAnsi="ＭＳ Ｐ明朝" w:eastAsia="ＭＳ Ｐ明朝" w:cs="ＭＳ Ｐ明朝"/>
         </w:rPr>
-        <w:t>2026年9月30日</w:t>
+        <w:t>2026年10月1日</w:t>
       </w:r>
       <w:r>
         <w:rPr>
@@ -5543,7 +5543,7 @@
               <w:br/>
               <w:t>現在</w:t>
               <w:br/>
-              <w:t>（1年10ヶ月）</w:t>
+              <w:t>（1年11ヶ月）</w:t>
             </w:r>
           </w:p>
         </w:tc>

--- a/shokumu_keirekisho/職務経歴書シーブライトカーギルドゥジョン.docx
+++ b/shokumu_keirekisho/職務経歴書シーブライトカーギルドゥジョン.docx
@@ -75,7 +75,7 @@
           <w:sz w:val="18"/>
           <w:rFonts w:ascii="ＭＳ Ｐ明朝" w:hAnsi="ＭＳ Ｐ明朝" w:eastAsia="ＭＳ Ｐ明朝" w:cs="ＭＳ Ｐ明朝"/>
         </w:rPr>
-        <w:t>2026年10月1日</w:t>
+        <w:t>2026年10月2日</w:t>
       </w:r>
       <w:r>
         <w:rPr>

--- a/shokumu_keirekisho/職務経歴書シーブライトカーギルドゥジョン.docx
+++ b/shokumu_keirekisho/職務経歴書シーブライトカーギルドゥジョン.docx
@@ -75,7 +75,7 @@
           <w:sz w:val="18"/>
           <w:rFonts w:ascii="ＭＳ Ｐ明朝" w:hAnsi="ＭＳ Ｐ明朝" w:eastAsia="ＭＳ Ｐ明朝" w:cs="ＭＳ Ｐ明朝"/>
         </w:rPr>
-        <w:t>2026年10月2日</w:t>
+        <w:t>2026年10月3日</w:t>
       </w:r>
       <w:r>
         <w:rPr>

--- a/shokumu_keirekisho/職務経歴書シーブライトカーギルドゥジョン.docx
+++ b/shokumu_keirekisho/職務経歴書シーブライトカーギルドゥジョン.docx
@@ -75,7 +75,7 @@
           <w:sz w:val="18"/>
           <w:rFonts w:ascii="ＭＳ Ｐ明朝" w:hAnsi="ＭＳ Ｐ明朝" w:eastAsia="ＭＳ Ｐ明朝" w:cs="ＭＳ Ｐ明朝"/>
         </w:rPr>
-        <w:t>2026年10月3日</w:t>
+        <w:t>2026年10月4日</w:t>
       </w:r>
       <w:r>
         <w:rPr>

--- a/shokumu_keirekisho/職務経歴書シーブライトカーギルドゥジョン.docx
+++ b/shokumu_keirekisho/職務経歴書シーブライトカーギルドゥジョン.docx
@@ -75,7 +75,7 @@
           <w:sz w:val="18"/>
           <w:rFonts w:ascii="ＭＳ Ｐ明朝" w:hAnsi="ＭＳ Ｐ明朝" w:eastAsia="ＭＳ Ｐ明朝" w:cs="ＭＳ Ｐ明朝"/>
         </w:rPr>
-        <w:t>2026年10月4日</w:t>
+        <w:t>2026年10月5日</w:t>
       </w:r>
       <w:r>
         <w:rPr>

--- a/shokumu_keirekisho/職務経歴書シーブライトカーギルドゥジョン.docx
+++ b/shokumu_keirekisho/職務経歴書シーブライトカーギルドゥジョン.docx
@@ -75,7 +75,7 @@
           <w:sz w:val="18"/>
           <w:rFonts w:ascii="ＭＳ Ｐ明朝" w:hAnsi="ＭＳ Ｐ明朝" w:eastAsia="ＭＳ Ｐ明朝" w:cs="ＭＳ Ｐ明朝"/>
         </w:rPr>
-        <w:t>2026年10月5日</w:t>
+        <w:t>2026年10月6日</w:t>
       </w:r>
       <w:r>
         <w:rPr>

--- a/shokumu_keirekisho/職務経歴書シーブライトカーギルドゥジョン.docx
+++ b/shokumu_keirekisho/職務経歴書シーブライトカーギルドゥジョン.docx
@@ -75,7 +75,7 @@
           <w:sz w:val="18"/>
           <w:rFonts w:ascii="ＭＳ Ｐ明朝" w:hAnsi="ＭＳ Ｐ明朝" w:eastAsia="ＭＳ Ｐ明朝" w:cs="ＭＳ Ｐ明朝"/>
         </w:rPr>
-        <w:t>2026年10月6日</w:t>
+        <w:t>2026年10月7日</w:t>
       </w:r>
       <w:r>
         <w:rPr>

--- a/shokumu_keirekisho/職務経歴書シーブライトカーギルドゥジョン.docx
+++ b/shokumu_keirekisho/職務経歴書シーブライトカーギルドゥジョン.docx
@@ -75,7 +75,7 @@
           <w:sz w:val="18"/>
           <w:rFonts w:ascii="ＭＳ Ｐ明朝" w:hAnsi="ＭＳ Ｐ明朝" w:eastAsia="ＭＳ Ｐ明朝" w:cs="ＭＳ Ｐ明朝"/>
         </w:rPr>
-        <w:t>2026年10月7日</w:t>
+        <w:t>2026年10月8日</w:t>
       </w:r>
       <w:r>
         <w:rPr>

--- a/shokumu_keirekisho/職務経歴書シーブライトカーギルドゥジョン.docx
+++ b/shokumu_keirekisho/職務経歴書シーブライトカーギルドゥジョン.docx
@@ -75,7 +75,7 @@
           <w:sz w:val="18"/>
           <w:rFonts w:ascii="ＭＳ Ｐ明朝" w:hAnsi="ＭＳ Ｐ明朝" w:eastAsia="ＭＳ Ｐ明朝" w:cs="ＭＳ Ｐ明朝"/>
         </w:rPr>
-        <w:t>2026年10月8日</w:t>
+        <w:t>2026年10月9日</w:t>
       </w:r>
       <w:r>
         <w:rPr>

--- a/shokumu_keirekisho/職務経歴書シーブライトカーギルドゥジョン.docx
+++ b/shokumu_keirekisho/職務経歴書シーブライトカーギルドゥジョン.docx
@@ -75,7 +75,7 @@
           <w:sz w:val="18"/>
           <w:rFonts w:ascii="ＭＳ Ｐ明朝" w:hAnsi="ＭＳ Ｐ明朝" w:eastAsia="ＭＳ Ｐ明朝" w:cs="ＭＳ Ｐ明朝"/>
         </w:rPr>
-        <w:t>2026年10月9日</w:t>
+        <w:t>2026年10月10日</w:t>
       </w:r>
       <w:r>
         <w:rPr>

--- a/shokumu_keirekisho/職務経歴書シーブライトカーギルドゥジョン.docx
+++ b/shokumu_keirekisho/職務経歴書シーブライトカーギルドゥジョン.docx
@@ -75,7 +75,7 @@
           <w:sz w:val="18"/>
           <w:rFonts w:ascii="ＭＳ Ｐ明朝" w:hAnsi="ＭＳ Ｐ明朝" w:eastAsia="ＭＳ Ｐ明朝" w:cs="ＭＳ Ｐ明朝"/>
         </w:rPr>
-        <w:t>2026年10月10日</w:t>
+        <w:t>2026年10月11日</w:t>
       </w:r>
       <w:r>
         <w:rPr>

--- a/shokumu_keirekisho/職務経歴書シーブライトカーギルドゥジョン.docx
+++ b/shokumu_keirekisho/職務経歴書シーブライトカーギルドゥジョン.docx
@@ -75,7 +75,7 @@
           <w:sz w:val="18"/>
           <w:rFonts w:ascii="ＭＳ Ｐ明朝" w:hAnsi="ＭＳ Ｐ明朝" w:eastAsia="ＭＳ Ｐ明朝" w:cs="ＭＳ Ｐ明朝"/>
         </w:rPr>
-        <w:t>2026年10月11日</w:t>
+        <w:t>2026年10月12日</w:t>
       </w:r>
       <w:r>
         <w:rPr>

--- a/shokumu_keirekisho/職務経歴書シーブライトカーギルドゥジョン.docx
+++ b/shokumu_keirekisho/職務経歴書シーブライトカーギルドゥジョン.docx
@@ -75,7 +75,7 @@
           <w:sz w:val="18"/>
           <w:rFonts w:ascii="ＭＳ Ｐ明朝" w:hAnsi="ＭＳ Ｐ明朝" w:eastAsia="ＭＳ Ｐ明朝" w:cs="ＭＳ Ｐ明朝"/>
         </w:rPr>
-        <w:t>2026年10月12日</w:t>
+        <w:t>2026年10月13日</w:t>
       </w:r>
       <w:r>
         <w:rPr>

--- a/shokumu_keirekisho/職務経歴書シーブライトカーギルドゥジョン.docx
+++ b/shokumu_keirekisho/職務経歴書シーブライトカーギルドゥジョン.docx
@@ -75,7 +75,7 @@
           <w:sz w:val="18"/>
           <w:rFonts w:ascii="ＭＳ Ｐ明朝" w:hAnsi="ＭＳ Ｐ明朝" w:eastAsia="ＭＳ Ｐ明朝" w:cs="ＭＳ Ｐ明朝"/>
         </w:rPr>
-        <w:t>2026年10月13日</w:t>
+        <w:t>2026年10月14日</w:t>
       </w:r>
       <w:r>
         <w:rPr>

--- a/shokumu_keirekisho/職務経歴書シーブライトカーギルドゥジョン.docx
+++ b/shokumu_keirekisho/職務経歴書シーブライトカーギルドゥジョン.docx
@@ -75,7 +75,7 @@
           <w:sz w:val="18"/>
           <w:rFonts w:ascii="ＭＳ Ｐ明朝" w:hAnsi="ＭＳ Ｐ明朝" w:eastAsia="ＭＳ Ｐ明朝" w:cs="ＭＳ Ｐ明朝"/>
         </w:rPr>
-        <w:t>2026年10月14日</w:t>
+        <w:t>2026年10月15日</w:t>
       </w:r>
       <w:r>
         <w:rPr>

--- a/shokumu_keirekisho/職務経歴書シーブライトカーギルドゥジョン.docx
+++ b/shokumu_keirekisho/職務経歴書シーブライトカーギルドゥジョン.docx
@@ -75,7 +75,7 @@
           <w:sz w:val="18"/>
           <w:rFonts w:ascii="ＭＳ Ｐ明朝" w:hAnsi="ＭＳ Ｐ明朝" w:eastAsia="ＭＳ Ｐ明朝" w:cs="ＭＳ Ｐ明朝"/>
         </w:rPr>
-        <w:t>2026年10月15日</w:t>
+        <w:t>2026年10月16日</w:t>
       </w:r>
       <w:r>
         <w:rPr>

--- a/shokumu_keirekisho/職務経歴書シーブライトカーギルドゥジョン.docx
+++ b/shokumu_keirekisho/職務経歴書シーブライトカーギルドゥジョン.docx
@@ -75,7 +75,7 @@
           <w:sz w:val="18"/>
           <w:rFonts w:ascii="ＭＳ Ｐ明朝" w:hAnsi="ＭＳ Ｐ明朝" w:eastAsia="ＭＳ Ｐ明朝" w:cs="ＭＳ Ｐ明朝"/>
         </w:rPr>
-        <w:t>2026年10月16日</w:t>
+        <w:t>2026年10月17日</w:t>
       </w:r>
       <w:r>
         <w:rPr>

--- a/shokumu_keirekisho/職務経歴書シーブライトカーギルドゥジョン.docx
+++ b/shokumu_keirekisho/職務経歴書シーブライトカーギルドゥジョン.docx
@@ -75,7 +75,7 @@
           <w:sz w:val="18"/>
           <w:rFonts w:ascii="ＭＳ Ｐ明朝" w:hAnsi="ＭＳ Ｐ明朝" w:eastAsia="ＭＳ Ｐ明朝" w:cs="ＭＳ Ｐ明朝"/>
         </w:rPr>
-        <w:t>2026年10月17日</w:t>
+        <w:t>2026年10月18日</w:t>
       </w:r>
       <w:r>
         <w:rPr>

--- a/shokumu_keirekisho/職務経歴書シーブライトカーギルドゥジョン.docx
+++ b/shokumu_keirekisho/職務経歴書シーブライトカーギルドゥジョン.docx
@@ -75,7 +75,7 @@
           <w:sz w:val="18"/>
           <w:rFonts w:ascii="ＭＳ Ｐ明朝" w:hAnsi="ＭＳ Ｐ明朝" w:eastAsia="ＭＳ Ｐ明朝" w:cs="ＭＳ Ｐ明朝"/>
         </w:rPr>
-        <w:t>2026年10月18日</w:t>
+        <w:t>2026年10月19日</w:t>
       </w:r>
       <w:r>
         <w:rPr>

--- a/shokumu_keirekisho/職務経歴書シーブライトカーギルドゥジョン.docx
+++ b/shokumu_keirekisho/職務経歴書シーブライトカーギルドゥジョン.docx
@@ -75,7 +75,7 @@
           <w:sz w:val="18"/>
           <w:rFonts w:ascii="ＭＳ Ｐ明朝" w:hAnsi="ＭＳ Ｐ明朝" w:eastAsia="ＭＳ Ｐ明朝" w:cs="ＭＳ Ｐ明朝"/>
         </w:rPr>
-        <w:t>2026年10月19日</w:t>
+        <w:t>2026年10月20日</w:t>
       </w:r>
       <w:r>
         <w:rPr>

--- a/shokumu_keirekisho/職務経歴書シーブライトカーギルドゥジョン.docx
+++ b/shokumu_keirekisho/職務経歴書シーブライトカーギルドゥジョン.docx
@@ -75,7 +75,7 @@
           <w:sz w:val="18"/>
           <w:rFonts w:ascii="ＭＳ Ｐ明朝" w:hAnsi="ＭＳ Ｐ明朝" w:eastAsia="ＭＳ Ｐ明朝" w:cs="ＭＳ Ｐ明朝"/>
         </w:rPr>
-        <w:t>2026年10月20日</w:t>
+        <w:t>2026年10月21日</w:t>
       </w:r>
       <w:r>
         <w:rPr>

--- a/shokumu_keirekisho/職務経歴書シーブライトカーギルドゥジョン.docx
+++ b/shokumu_keirekisho/職務経歴書シーブライトカーギルドゥジョン.docx
@@ -75,7 +75,7 @@
           <w:sz w:val="18"/>
           <w:rFonts w:ascii="ＭＳ Ｐ明朝" w:hAnsi="ＭＳ Ｐ明朝" w:eastAsia="ＭＳ Ｐ明朝" w:cs="ＭＳ Ｐ明朝"/>
         </w:rPr>
-        <w:t>2026年10月21日</w:t>
+        <w:t>2026年10月22日</w:t>
       </w:r>
       <w:r>
         <w:rPr>

--- a/shokumu_keirekisho/職務経歴書シーブライトカーギルドゥジョン.docx
+++ b/shokumu_keirekisho/職務経歴書シーブライトカーギルドゥジョン.docx
@@ -75,7 +75,7 @@
           <w:sz w:val="18"/>
           <w:rFonts w:ascii="ＭＳ Ｐ明朝" w:hAnsi="ＭＳ Ｐ明朝" w:eastAsia="ＭＳ Ｐ明朝" w:cs="ＭＳ Ｐ明朝"/>
         </w:rPr>
-        <w:t>2026年10月22日</w:t>
+        <w:t>2026年10月23日</w:t>
       </w:r>
       <w:r>
         <w:rPr>
@@ -1123,7 +1123,7 @@
                 <w:rtl w:val="0"/>
                 <w:lang w:val="en-US"/>
               </w:rPr>
-              <w:t>3年6ヶ月</w:t>
+              <w:t>3年7ヶ月</w:t>
             </w:r>
             <w:r>
               <w:rPr>
@@ -1159,7 +1159,7 @@
                 <w:rtl w:val="0"/>
                 <w:lang w:val="en-US"/>
               </w:rPr>
-              <w:t>3年6ヶ月</w:t>
+              <w:t>3年7ヶ月</w:t>
             </w:r>
             <w:r>
               <w:rPr>
@@ -1190,7 +1190,7 @@
                 <w:rtl w:val="0"/>
                 <w:lang w:val="en-US"/>
               </w:rPr>
-              <w:t>1年11ヶ月</w:t>
+              <w:t>2年</w:t>
             </w:r>
             <w:r>
               <w:rPr>
@@ -1452,7 +1452,7 @@
                 <w:rtl w:val="0"/>
                 <w:lang w:val="en-US"/>
               </w:rPr>
-              <w:t>4年6ヶ月</w:t>
+              <w:t>4年7ヶ月</w:t>
             </w:r>
             <w:r>
               <w:rPr>
@@ -2262,7 +2262,7 @@
                 <w:rtl w:val="0"/>
                 <w:lang w:val="en-US"/>
               </w:rPr>
-              <w:t>2年7ヶ月</w:t>
+              <w:t>2年8ヶ月</w:t>
             </w:r>
             <w:r>
               <w:rPr>
@@ -3502,7 +3502,7 @@
                 <w:rtl w:val="0"/>
                 <w:lang w:val="en-US"/>
               </w:rPr>
-              <w:t>1年11ヶ月</w:t>
+              <w:t>2年</w:t>
             </w:r>
             <w:r>
               <w:rPr>

--- a/shokumu_keirekisho/職務経歴書シーブライトカーギルドゥジョン.docx
+++ b/shokumu_keirekisho/職務経歴書シーブライトカーギルドゥジョン.docx
@@ -75,7 +75,7 @@
           <w:sz w:val="18"/>
           <w:rFonts w:ascii="ＭＳ Ｐ明朝" w:hAnsi="ＭＳ Ｐ明朝" w:eastAsia="ＭＳ Ｐ明朝" w:cs="ＭＳ Ｐ明朝"/>
         </w:rPr>
-        <w:t>2026年10月23日</w:t>
+        <w:t>2026年10月24日</w:t>
       </w:r>
       <w:r>
         <w:rPr>

--- a/shokumu_keirekisho/職務経歴書シーブライトカーギルドゥジョン.docx
+++ b/shokumu_keirekisho/職務経歴書シーブライトカーギルドゥジョン.docx
@@ -75,7 +75,7 @@
           <w:sz w:val="18"/>
           <w:rFonts w:ascii="ＭＳ Ｐ明朝" w:hAnsi="ＭＳ Ｐ明朝" w:eastAsia="ＭＳ Ｐ明朝" w:cs="ＭＳ Ｐ明朝"/>
         </w:rPr>
-        <w:t>2026年10月24日</w:t>
+        <w:t>2026年10月25日</w:t>
       </w:r>
       <w:r>
         <w:rPr>

--- a/shokumu_keirekisho/職務経歴書シーブライトカーギルドゥジョン.docx
+++ b/shokumu_keirekisho/職務経歴書シーブライトカーギルドゥジョン.docx
@@ -75,7 +75,7 @@
           <w:sz w:val="18"/>
           <w:rFonts w:ascii="ＭＳ Ｐ明朝" w:hAnsi="ＭＳ Ｐ明朝" w:eastAsia="ＭＳ Ｐ明朝" w:cs="ＭＳ Ｐ明朝"/>
         </w:rPr>
-        <w:t>2026年10月25日</w:t>
+        <w:t>2026年10月26日</w:t>
       </w:r>
       <w:r>
         <w:rPr>

--- a/shokumu_keirekisho/職務経歴書シーブライトカーギルドゥジョン.docx
+++ b/shokumu_keirekisho/職務経歴書シーブライトカーギルドゥジョン.docx
@@ -75,7 +75,7 @@
           <w:sz w:val="18"/>
           <w:rFonts w:ascii="ＭＳ Ｐ明朝" w:hAnsi="ＭＳ Ｐ明朝" w:eastAsia="ＭＳ Ｐ明朝" w:cs="ＭＳ Ｐ明朝"/>
         </w:rPr>
-        <w:t>2026年10月26日</w:t>
+        <w:t>2026年10月27日</w:t>
       </w:r>
       <w:r>
         <w:rPr>

--- a/shokumu_keirekisho/職務経歴書シーブライトカーギルドゥジョン.docx
+++ b/shokumu_keirekisho/職務経歴書シーブライトカーギルドゥジョン.docx
@@ -75,7 +75,7 @@
           <w:sz w:val="18"/>
           <w:rFonts w:ascii="ＭＳ Ｐ明朝" w:hAnsi="ＭＳ Ｐ明朝" w:eastAsia="ＭＳ Ｐ明朝" w:cs="ＭＳ Ｐ明朝"/>
         </w:rPr>
-        <w:t>2026年10月27日</w:t>
+        <w:t>2026年10月28日</w:t>
       </w:r>
       <w:r>
         <w:rPr>

--- a/shokumu_keirekisho/職務経歴書シーブライトカーギルドゥジョン.docx
+++ b/shokumu_keirekisho/職務経歴書シーブライトカーギルドゥジョン.docx
@@ -75,7 +75,7 @@
           <w:sz w:val="18"/>
           <w:rFonts w:ascii="ＭＳ Ｐ明朝" w:hAnsi="ＭＳ Ｐ明朝" w:eastAsia="ＭＳ Ｐ明朝" w:cs="ＭＳ Ｐ明朝"/>
         </w:rPr>
-        <w:t>2026年10月28日</w:t>
+        <w:t>2026年10月29日</w:t>
       </w:r>
       <w:r>
         <w:rPr>

--- a/shokumu_keirekisho/職務経歴書シーブライトカーギルドゥジョン.docx
+++ b/shokumu_keirekisho/職務経歴書シーブライトカーギルドゥジョン.docx
@@ -75,7 +75,7 @@
           <w:sz w:val="18"/>
           <w:rFonts w:ascii="ＭＳ Ｐ明朝" w:hAnsi="ＭＳ Ｐ明朝" w:eastAsia="ＭＳ Ｐ明朝" w:cs="ＭＳ Ｐ明朝"/>
         </w:rPr>
-        <w:t>2026年10月29日</w:t>
+        <w:t>2026年10月30日</w:t>
       </w:r>
       <w:r>
         <w:rPr>
